--- a/public/templates/command-center/Aurixa_Development_Feasibility_Report_SAMPLE.docx
+++ b/public/templates/command-center/Aurixa_Development_Feasibility_Report_SAMPLE.docx
@@ -449,7 +449,7 @@
         <w:keepLines/>
         <w:pageBreakBefore w:val="0"/>
         <w:widowControl w:val="1"/>
-        <w:spacing w:before="0" w:after="0" w:line="160" w:lineRule="exact"/>
+        <w:spacing w:before="0" w:after="0" w:line="3912" w:lineRule="exact"/>
       </w:pPr>
       <w:r>
         <w:rPr>
@@ -504,7 +504,7 @@
           </w:tcPr>
           <w:p>
             <w:pPr>
-              <w:keepNext w:val="0"/>
+              <w:keepNext/>
               <w:keepLines/>
               <w:pageBreakBefore w:val="0"/>
               <w:widowControl w:val="1"/>
@@ -545,7 +545,7 @@
           </w:tcPr>
           <w:p>
             <w:pPr>
-              <w:keepNext w:val="0"/>
+              <w:keepNext/>
               <w:keepLines/>
               <w:pageBreakBefore w:val="0"/>
               <w:widowControl w:val="1"/>
@@ -584,7 +584,7 @@
           </w:tcPr>
           <w:p>
             <w:pPr>
-              <w:keepNext w:val="0"/>
+              <w:keepNext/>
               <w:keepLines/>
               <w:pageBreakBefore w:val="0"/>
               <w:widowControl w:val="1"/>
@@ -625,7 +625,7 @@
           </w:tcPr>
           <w:p>
             <w:pPr>
-              <w:keepNext w:val="0"/>
+              <w:keepNext/>
               <w:keepLines/>
               <w:pageBreakBefore w:val="0"/>
               <w:widowControl w:val="1"/>
@@ -670,7 +670,7 @@
           </w:tcPr>
           <w:p>
             <w:pPr>
-              <w:keepNext w:val="0"/>
+              <w:keepNext/>
               <w:keepLines/>
               <w:pageBreakBefore w:val="0"/>
               <w:widowControl w:val="1"/>
@@ -711,7 +711,7 @@
           </w:tcPr>
           <w:p>
             <w:pPr>
-              <w:keepNext w:val="0"/>
+              <w:keepNext/>
               <w:keepLines/>
               <w:pageBreakBefore w:val="0"/>
               <w:widowControl w:val="1"/>
@@ -750,7 +750,7 @@
           </w:tcPr>
           <w:p>
             <w:pPr>
-              <w:keepNext w:val="0"/>
+              <w:keepNext/>
               <w:keepLines/>
               <w:pageBreakBefore w:val="0"/>
               <w:widowControl w:val="1"/>
@@ -791,7 +791,7 @@
           </w:tcPr>
           <w:p>
             <w:pPr>
-              <w:keepNext w:val="0"/>
+              <w:keepNext/>
               <w:keepLines/>
               <w:pageBreakBefore w:val="0"/>
               <w:widowControl w:val="1"/>
@@ -980,21 +980,9 @@
     </w:tbl>
     <w:p>
       <w:pPr>
-        <w:keepNext w:val="0"/>
-        <w:keepLines/>
-        <w:pageBreakBefore w:val="0"/>
-        <w:widowControl w:val="1"/>
-        <w:spacing w:before="0" w:after="0"/>
-      </w:pPr>
-      <w:r>
-        <w:br w:type="page"/>
-      </w:r>
-    </w:p>
-    <w:p>
-      <w:pPr>
         <w:keepNext/>
         <w:keepLines/>
-        <w:pageBreakBefore w:val="0"/>
+        <w:pageBreakBefore w:val="1"/>
         <w:widowControl w:val="1"/>
         <w:pBdr>
           <w:bottom w:val="single" w:sz="10" w:space="4" w:color="1D6FE0"/>
@@ -1439,21 +1427,9 @@
     </w:p>
     <w:p>
       <w:pPr>
-        <w:keepNext w:val="0"/>
-        <w:keepLines/>
-        <w:pageBreakBefore w:val="0"/>
-        <w:widowControl w:val="1"/>
-        <w:spacing w:before="0" w:after="0"/>
-      </w:pPr>
-      <w:r>
-        <w:br w:type="page"/>
-      </w:r>
-    </w:p>
-    <w:p>
-      <w:pPr>
         <w:keepNext/>
         <w:keepLines/>
-        <w:pageBreakBefore w:val="0"/>
+        <w:pageBreakBefore w:val="1"/>
         <w:widowControl w:val="1"/>
         <w:pBdr>
           <w:bottom w:val="single" w:sz="10" w:space="4" w:color="1D6FE0"/>
@@ -2317,18 +2293,6 @@
         </w:tc>
       </w:tr>
     </w:tbl>
-    <w:p>
-      <w:pPr>
-        <w:keepNext w:val="0"/>
-        <w:keepLines/>
-        <w:pageBreakBefore w:val="0"/>
-        <w:widowControl w:val="1"/>
-        <w:spacing w:before="0" w:after="0"/>
-      </w:pPr>
-      <w:r>
-        <w:br w:type="page"/>
-      </w:r>
-    </w:p>
     <w:p>
       <w:pPr>
         <w:keepNext/>
@@ -3504,18 +3468,6 @@
         </w:tc>
       </w:tr>
     </w:tbl>
-    <w:p>
-      <w:pPr>
-        <w:keepNext w:val="0"/>
-        <w:keepLines/>
-        <w:pageBreakBefore w:val="0"/>
-        <w:widowControl w:val="1"/>
-        <w:spacing w:before="0" w:after="0"/>
-      </w:pPr>
-      <w:r>
-        <w:br w:type="page"/>
-      </w:r>
-    </w:p>
     <w:p>
       <w:pPr>
         <w:keepNext/>
@@ -5100,7 +5052,7 @@
           </w:tcPr>
           <w:p>
             <w:pPr>
-              <w:keepNext w:val="0"/>
+              <w:keepNext/>
               <w:keepLines/>
               <w:pageBreakBefore w:val="0"/>
               <w:widowControl w:val="1"/>
@@ -5139,7 +5091,7 @@
           </w:tcPr>
           <w:p>
             <w:pPr>
-              <w:keepNext w:val="0"/>
+              <w:keepNext/>
               <w:keepLines/>
               <w:pageBreakBefore w:val="0"/>
               <w:widowControl w:val="1"/>
@@ -5179,7 +5131,7 @@
           </w:tcPr>
           <w:p>
             <w:pPr>
-              <w:keepNext w:val="0"/>
+              <w:keepNext/>
               <w:keepLines/>
               <w:pageBreakBefore w:val="0"/>
               <w:widowControl w:val="1"/>
@@ -5219,7 +5171,7 @@
           </w:tcPr>
           <w:p>
             <w:pPr>
-              <w:keepNext w:val="0"/>
+              <w:keepNext/>
               <w:keepLines/>
               <w:pageBreakBefore w:val="0"/>
               <w:widowControl w:val="1"/>
@@ -5259,7 +5211,7 @@
           </w:tcPr>
           <w:p>
             <w:pPr>
-              <w:keepNext w:val="0"/>
+              <w:keepNext/>
               <w:keepLines/>
               <w:pageBreakBefore w:val="0"/>
               <w:widowControl w:val="1"/>
@@ -5299,7 +5251,7 @@
           </w:tcPr>
           <w:p>
             <w:pPr>
-              <w:keepNext w:val="0"/>
+              <w:keepNext/>
               <w:keepLines/>
               <w:pageBreakBefore w:val="0"/>
               <w:widowControl w:val="1"/>
@@ -5328,7 +5280,7 @@
           </w:tcPr>
           <w:p>
             <w:pPr>
-              <w:keepNext w:val="0"/>
+              <w:keepNext/>
               <w:keepLines/>
               <w:pageBreakBefore w:val="0"/>
               <w:widowControl w:val="1"/>
@@ -6364,18 +6316,6 @@
         </w:tc>
       </w:tr>
     </w:tbl>
-    <w:p>
-      <w:pPr>
-        <w:keepNext w:val="0"/>
-        <w:keepLines/>
-        <w:pageBreakBefore w:val="0"/>
-        <w:widowControl w:val="1"/>
-        <w:spacing w:before="0" w:after="0"/>
-      </w:pPr>
-      <w:r>
-        <w:br w:type="page"/>
-      </w:r>
-    </w:p>
     <w:p>
       <w:pPr>
         <w:keepNext/>
@@ -8319,7 +8259,7 @@
           </w:tcPr>
           <w:p>
             <w:pPr>
-              <w:keepNext w:val="0"/>
+              <w:keepNext/>
               <w:keepLines/>
               <w:pageBreakBefore w:val="0"/>
               <w:widowControl w:val="1"/>
@@ -8347,7 +8287,7 @@
           </w:tcPr>
           <w:p>
             <w:pPr>
-              <w:keepNext w:val="0"/>
+              <w:keepNext/>
               <w:keepLines/>
               <w:pageBreakBefore w:val="0"/>
               <w:widowControl w:val="1"/>
@@ -8386,7 +8326,7 @@
           </w:tcPr>
           <w:p>
             <w:pPr>
-              <w:keepNext w:val="0"/>
+              <w:keepNext/>
               <w:keepLines/>
               <w:pageBreakBefore w:val="0"/>
               <w:widowControl w:val="1"/>
@@ -8414,7 +8354,7 @@
           </w:tcPr>
           <w:p>
             <w:pPr>
-              <w:keepNext w:val="0"/>
+              <w:keepNext/>
               <w:keepLines/>
               <w:pageBreakBefore w:val="0"/>
               <w:widowControl w:val="1"/>
@@ -9379,7 +9319,7 @@
           </w:tcPr>
           <w:p>
             <w:pPr>
-              <w:keepNext w:val="0"/>
+              <w:keepNext/>
               <w:keepLines/>
               <w:pageBreakBefore w:val="0"/>
               <w:widowControl w:val="1"/>
@@ -9418,7 +9358,7 @@
           </w:tcPr>
           <w:p>
             <w:pPr>
-              <w:keepNext w:val="0"/>
+              <w:keepNext/>
               <w:keepLines/>
               <w:pageBreakBefore w:val="0"/>
               <w:widowControl w:val="1"/>
@@ -9458,7 +9398,7 @@
           </w:tcPr>
           <w:p>
             <w:pPr>
-              <w:keepNext w:val="0"/>
+              <w:keepNext/>
               <w:keepLines/>
               <w:pageBreakBefore w:val="0"/>
               <w:widowControl w:val="1"/>
@@ -9487,7 +9427,7 @@
           </w:tcPr>
           <w:p>
             <w:pPr>
-              <w:keepNext w:val="0"/>
+              <w:keepNext/>
               <w:keepLines/>
               <w:pageBreakBefore w:val="0"/>
               <w:widowControl w:val="1"/>
@@ -9527,7 +9467,7 @@
           </w:tcPr>
           <w:p>
             <w:pPr>
-              <w:keepNext w:val="0"/>
+              <w:keepNext/>
               <w:keepLines/>
               <w:pageBreakBefore w:val="0"/>
               <w:widowControl w:val="1"/>
@@ -9555,18 +9495,6 @@
           <w:u w:val="none"/>
         </w:rPr>
         <w:t>Peak debt of $11.4m is 49.6% of gross realisation and 53.3% of total development cost, both inside typical senior-debt parameters.</w:t>
-      </w:r>
-    </w:p>
-    <w:p>
-      <w:pPr>
-        <w:keepNext w:val="0"/>
-        <w:keepLines/>
-        <w:pageBreakBefore w:val="0"/>
-        <w:widowControl w:val="1"/>
-        <w:spacing w:before="0" w:after="0"/>
-      </w:pPr>
-      <w:r>
-        <w:br w:type="page"/>
       </w:r>
     </w:p>
     <w:p>
@@ -13921,21 +13849,9 @@
     </w:tbl>
     <w:p>
       <w:pPr>
-        <w:keepNext w:val="0"/>
-        <w:keepLines/>
-        <w:pageBreakBefore w:val="0"/>
-        <w:widowControl w:val="1"/>
-        <w:spacing w:before="0" w:after="0"/>
-      </w:pPr>
-      <w:r>
-        <w:br w:type="page"/>
-      </w:r>
-    </w:p>
-    <w:p>
-      <w:pPr>
         <w:keepNext/>
         <w:keepLines/>
-        <w:pageBreakBefore w:val="0"/>
+        <w:pageBreakBefore w:val="1"/>
         <w:widowControl w:val="1"/>
         <w:spacing w:before="0" w:after="80"/>
       </w:pPr>
@@ -15890,21 +15806,9 @@
     </w:tbl>
     <w:p>
       <w:pPr>
-        <w:keepNext w:val="0"/>
-        <w:keepLines/>
-        <w:pageBreakBefore w:val="0"/>
-        <w:widowControl w:val="1"/>
-        <w:spacing w:before="0" w:after="0"/>
-      </w:pPr>
-      <w:r>
-        <w:br w:type="page"/>
-      </w:r>
-    </w:p>
-    <w:p>
-      <w:pPr>
         <w:keepNext/>
         <w:keepLines/>
-        <w:pageBreakBefore w:val="0"/>
+        <w:pageBreakBefore w:val="1"/>
         <w:widowControl w:val="1"/>
         <w:pBdr>
           <w:bottom w:val="single" w:sz="10" w:space="4" w:color="1D6FE0"/>
